--- a/posts/naivebayes/index.docx
+++ b/posts/naivebayes/index.docx
@@ -52,7 +52,7 @@
         </w:p>
       </w:sdtContent>
     </w:sdt>
-    <w:bookmarkStart w:id="20" w:name="introduction"/>
+    <w:bookmarkStart w:id="9" w:name="introduction"/>
     <w:p>
       <w:pPr>
         <w:pStyle w:val="Heading2"/>
@@ -81,8 +81,8 @@
         <w:t xml:space="preserve">for its strong assumption of feature independence, it often performs remarkably well in real-world scenarios.</w:t>
       </w:r>
     </w:p>
-    <w:bookmarkEnd w:id="20"/>
-    <w:bookmarkStart w:id="23" w:name="what-is-naive-bayes"/>
+    <w:bookmarkEnd w:id="9"/>
+    <w:bookmarkStart w:id="12" w:name="what-is-naive-bayes"/>
     <w:p>
       <w:pPr>
         <w:pStyle w:val="Heading2"/>
@@ -111,7 +111,7 @@
         <w:t xml:space="preserve">refers to the assumption that features are conditionally independent given the class label, which simplifies computation.</w:t>
       </w:r>
     </w:p>
-    <w:bookmarkStart w:id="21" w:name="bayes-theorem-the-foundation"/>
+    <w:bookmarkStart w:id="10" w:name="bayes-theorem-the-foundation"/>
     <w:p>
       <w:pPr>
         <w:pStyle w:val="Heading3"/>
@@ -140,28 +140,30 @@
           <m:r>
             <m:t>P</m:t>
           </m:r>
-          <m:d>
-            <m:dPr>
-              <m:begChr m:val="("/>
-              <m:sepChr m:val=""/>
-              <m:endChr m:val=")"/>
-              <m:grow/>
-            </m:dPr>
-            <m:e>
-              <m:r>
-                <m:t>y</m:t>
-              </m:r>
-              <m:r>
-                <m:rPr>
-                  <m:sty m:val="p"/>
-                </m:rPr>
-                <m:t>|</m:t>
-              </m:r>
-              <m:r>
-                <m:t>X</m:t>
-              </m:r>
-            </m:e>
-          </m:d>
+          <m:r>
+            <m:rPr>
+              <m:sty m:val="p"/>
+            </m:rPr>
+            <m:t>(</m:t>
+          </m:r>
+          <m:r>
+            <m:t>y</m:t>
+          </m:r>
+          <m:r>
+            <m:rPr>
+              <m:sty m:val="p"/>
+            </m:rPr>
+            <m:t>|</m:t>
+          </m:r>
+          <m:r>
+            <m:t>X</m:t>
+          </m:r>
+          <m:r>
+            <m:rPr>
+              <m:sty m:val="p"/>
+            </m:rPr>
+            <m:t>)</m:t>
+          </m:r>
           <m:r>
             <m:rPr>
               <m:sty m:val="p"/>
@@ -176,28 +178,30 @@
               <m:r>
                 <m:t>P</m:t>
               </m:r>
-              <m:d>
-                <m:dPr>
-                  <m:begChr m:val="("/>
-                  <m:sepChr m:val=""/>
-                  <m:endChr m:val=")"/>
-                  <m:grow/>
-                </m:dPr>
-                <m:e>
-                  <m:r>
-                    <m:t>X</m:t>
-                  </m:r>
-                  <m:r>
-                    <m:rPr>
-                      <m:sty m:val="p"/>
-                    </m:rPr>
-                    <m:t>|</m:t>
-                  </m:r>
-                  <m:r>
-                    <m:t>y</m:t>
-                  </m:r>
-                </m:e>
-              </m:d>
+              <m:r>
+                <m:rPr>
+                  <m:sty m:val="p"/>
+                </m:rPr>
+                <m:t>(</m:t>
+              </m:r>
+              <m:r>
+                <m:t>X</m:t>
+              </m:r>
+              <m:r>
+                <m:rPr>
+                  <m:sty m:val="p"/>
+                </m:rPr>
+                <m:t>|</m:t>
+              </m:r>
+              <m:r>
+                <m:t>y</m:t>
+              </m:r>
+              <m:r>
+                <m:rPr>
+                  <m:sty m:val="p"/>
+                </m:rPr>
+                <m:t>)</m:t>
+              </m:r>
               <m:r>
                 <m:rPr>
                   <m:sty m:val="p"/>
@@ -207,37 +211,41 @@
               <m:r>
                 <m:t>P</m:t>
               </m:r>
-              <m:d>
-                <m:dPr>
-                  <m:begChr m:val="("/>
-                  <m:sepChr m:val=""/>
-                  <m:endChr m:val=")"/>
-                  <m:grow/>
-                </m:dPr>
-                <m:e>
-                  <m:r>
-                    <m:t>y</m:t>
-                  </m:r>
-                </m:e>
-              </m:d>
+              <m:r>
+                <m:rPr>
+                  <m:sty m:val="p"/>
+                </m:rPr>
+                <m:t>(</m:t>
+              </m:r>
+              <m:r>
+                <m:t>y</m:t>
+              </m:r>
+              <m:r>
+                <m:rPr>
+                  <m:sty m:val="p"/>
+                </m:rPr>
+                <m:t>)</m:t>
+              </m:r>
             </m:num>
             <m:den>
               <m:r>
                 <m:t>P</m:t>
               </m:r>
-              <m:d>
-                <m:dPr>
-                  <m:begChr m:val="("/>
-                  <m:sepChr m:val=""/>
-                  <m:endChr m:val=")"/>
-                  <m:grow/>
-                </m:dPr>
-                <m:e>
-                  <m:r>
-                    <m:t>X</m:t>
-                  </m:r>
-                </m:e>
-              </m:d>
+              <m:r>
+                <m:rPr>
+                  <m:sty m:val="p"/>
+                </m:rPr>
+                <m:t>(</m:t>
+              </m:r>
+              <m:r>
+                <m:t>X</m:t>
+              </m:r>
+              <m:r>
+                <m:rPr>
+                  <m:sty m:val="p"/>
+                </m:rPr>
+                <m:t>)</m:t>
+              </m:r>
             </m:den>
           </m:f>
         </m:oMath>
@@ -263,28 +271,30 @@
         <m:r>
           <m:t>P</m:t>
         </m:r>
-        <m:d>
-          <m:dPr>
-            <m:begChr m:val="("/>
-            <m:sepChr m:val=""/>
-            <m:endChr m:val=")"/>
-            <m:grow/>
-          </m:dPr>
-          <m:e>
-            <m:r>
-              <m:t>y</m:t>
-            </m:r>
-            <m:r>
-              <m:rPr>
-                <m:sty m:val="p"/>
-              </m:rPr>
-              <m:t>|</m:t>
-            </m:r>
-            <m:r>
-              <m:t>X</m:t>
-            </m:r>
-          </m:e>
-        </m:d>
+        <m:r>
+          <m:rPr>
+            <m:sty m:val="p"/>
+          </m:rPr>
+          <m:t>(</m:t>
+        </m:r>
+        <m:r>
+          <m:t>y</m:t>
+        </m:r>
+        <m:r>
+          <m:rPr>
+            <m:sty m:val="p"/>
+          </m:rPr>
+          <m:t>|</m:t>
+        </m:r>
+        <m:r>
+          <m:t>X</m:t>
+        </m:r>
+        <m:r>
+          <m:rPr>
+            <m:sty m:val="p"/>
+          </m:rPr>
+          <m:t>)</m:t>
+        </m:r>
       </m:oMath>
       <w:r>
         <w:t xml:space="preserve">: Posterior probability of class</w:t>
@@ -327,28 +337,30 @@
         <m:r>
           <m:t>P</m:t>
         </m:r>
-        <m:d>
-          <m:dPr>
-            <m:begChr m:val="("/>
-            <m:sepChr m:val=""/>
-            <m:endChr m:val=")"/>
-            <m:grow/>
-          </m:dPr>
-          <m:e>
-            <m:r>
-              <m:t>X</m:t>
-            </m:r>
-            <m:r>
-              <m:rPr>
-                <m:sty m:val="p"/>
-              </m:rPr>
-              <m:t>|</m:t>
-            </m:r>
-            <m:r>
-              <m:t>y</m:t>
-            </m:r>
-          </m:e>
-        </m:d>
+        <m:r>
+          <m:rPr>
+            <m:sty m:val="p"/>
+          </m:rPr>
+          <m:t>(</m:t>
+        </m:r>
+        <m:r>
+          <m:t>X</m:t>
+        </m:r>
+        <m:r>
+          <m:rPr>
+            <m:sty m:val="p"/>
+          </m:rPr>
+          <m:t>|</m:t>
+        </m:r>
+        <m:r>
+          <m:t>y</m:t>
+        </m:r>
+        <m:r>
+          <m:rPr>
+            <m:sty m:val="p"/>
+          </m:rPr>
+          <m:t>)</m:t>
+        </m:r>
       </m:oMath>
       <w:r>
         <w:t xml:space="preserve">: Likelihood of feature set</w:t>
@@ -391,19 +403,21 @@
         <m:r>
           <m:t>P</m:t>
         </m:r>
-        <m:d>
-          <m:dPr>
-            <m:begChr m:val="("/>
-            <m:sepChr m:val=""/>
-            <m:endChr m:val=")"/>
-            <m:grow/>
-          </m:dPr>
-          <m:e>
-            <m:r>
-              <m:t>y</m:t>
-            </m:r>
-          </m:e>
-        </m:d>
+        <m:r>
+          <m:rPr>
+            <m:sty m:val="p"/>
+          </m:rPr>
+          <m:t>(</m:t>
+        </m:r>
+        <m:r>
+          <m:t>y</m:t>
+        </m:r>
+        <m:r>
+          <m:rPr>
+            <m:sty m:val="p"/>
+          </m:rPr>
+          <m:t>)</m:t>
+        </m:r>
       </m:oMath>
       <w:r>
         <w:t xml:space="preserve">: Prior probability of class</w:t>
@@ -432,19 +446,21 @@
         <m:r>
           <m:t>P</m:t>
         </m:r>
-        <m:d>
-          <m:dPr>
-            <m:begChr m:val="("/>
-            <m:sepChr m:val=""/>
-            <m:endChr m:val=")"/>
-            <m:grow/>
-          </m:dPr>
-          <m:e>
-            <m:r>
-              <m:t>X</m:t>
-            </m:r>
-          </m:e>
-        </m:d>
+        <m:r>
+          <m:rPr>
+            <m:sty m:val="p"/>
+          </m:rPr>
+          <m:t>(</m:t>
+        </m:r>
+        <m:r>
+          <m:t>X</m:t>
+        </m:r>
+        <m:r>
+          <m:rPr>
+            <m:sty m:val="p"/>
+          </m:rPr>
+          <m:t>)</m:t>
+        </m:r>
       </m:oMath>
       <w:r>
         <w:t xml:space="preserve">: Evidence or probability of feature set</w:t>
@@ -521,19 +537,21 @@
         <m:r>
           <m:t>P</m:t>
         </m:r>
-        <m:d>
-          <m:dPr>
-            <m:begChr m:val="("/>
-            <m:sepChr m:val=""/>
-            <m:endChr m:val=")"/>
-            <m:grow/>
-          </m:dPr>
-          <m:e>
-            <m:r>
-              <m:t>y</m:t>
-            </m:r>
-          </m:e>
-        </m:d>
+        <m:r>
+          <m:rPr>
+            <m:sty m:val="p"/>
+          </m:rPr>
+          <m:t>(</m:t>
+        </m:r>
+        <m:r>
+          <m:t>y</m:t>
+        </m:r>
+        <m:r>
+          <m:rPr>
+            <m:sty m:val="p"/>
+          </m:rPr>
+          <m:t>)</m:t>
+        </m:r>
       </m:oMath>
       <w:r>
         <w:t xml:space="preserve"> </w:t>
@@ -557,28 +575,30 @@
         <m:r>
           <m:t>P</m:t>
         </m:r>
-        <m:d>
-          <m:dPr>
-            <m:begChr m:val="("/>
-            <m:sepChr m:val=""/>
-            <m:endChr m:val=")"/>
-            <m:grow/>
-          </m:dPr>
-          <m:e>
-            <m:r>
-              <m:t>X</m:t>
-            </m:r>
-            <m:r>
-              <m:rPr>
-                <m:sty m:val="p"/>
-              </m:rPr>
-              <m:t>|</m:t>
-            </m:r>
-            <m:r>
-              <m:t>y</m:t>
-            </m:r>
-          </m:e>
-        </m:d>
+        <m:r>
+          <m:rPr>
+            <m:sty m:val="p"/>
+          </m:rPr>
+          <m:t>(</m:t>
+        </m:r>
+        <m:r>
+          <m:t>X</m:t>
+        </m:r>
+        <m:r>
+          <m:rPr>
+            <m:sty m:val="p"/>
+          </m:rPr>
+          <m:t>|</m:t>
+        </m:r>
+        <m:r>
+          <m:t>y</m:t>
+        </m:r>
+        <m:r>
+          <m:rPr>
+            <m:sty m:val="p"/>
+          </m:rPr>
+          <m:t>)</m:t>
+        </m:r>
       </m:oMath>
       <w:r>
         <w:t xml:space="preserve"> </w:t>
@@ -602,19 +622,21 @@
         <m:r>
           <m:t>P</m:t>
         </m:r>
-        <m:d>
-          <m:dPr>
-            <m:begChr m:val="("/>
-            <m:sepChr m:val=""/>
-            <m:endChr m:val=")"/>
-            <m:grow/>
-          </m:dPr>
-          <m:e>
-            <m:r>
-              <m:t>X</m:t>
-            </m:r>
-          </m:e>
-        </m:d>
+        <m:r>
+          <m:rPr>
+            <m:sty m:val="p"/>
+          </m:rPr>
+          <m:t>(</m:t>
+        </m:r>
+        <m:r>
+          <m:t>X</m:t>
+        </m:r>
+        <m:r>
+          <m:rPr>
+            <m:sty m:val="p"/>
+          </m:rPr>
+          <m:t>)</m:t>
+        </m:r>
       </m:oMath>
       <w:r>
         <w:t xml:space="preserve"> </w:t>
@@ -623,8 +645,8 @@
         <w:t xml:space="preserve">is a normalizing constant to ensure probabilities sum to 1, but it can be ignored for classification purposes because it is the same for all classes.</w:t>
       </w:r>
     </w:p>
-    <w:bookmarkEnd w:id="21"/>
-    <w:bookmarkStart w:id="22" w:name="assumptions-and-requirements"/>
+    <w:bookmarkEnd w:id="10"/>
+    <w:bookmarkStart w:id="11" w:name="assumptions-and-requirements"/>
     <w:p>
       <w:pPr>
         <w:pStyle w:val="Heading3"/>
@@ -669,85 +691,87 @@
           <m:r>
             <m:t>P</m:t>
           </m:r>
-          <m:d>
-            <m:dPr>
-              <m:begChr m:val="("/>
-              <m:sepChr m:val=""/>
-              <m:endChr m:val=")"/>
-              <m:grow/>
-            </m:dPr>
+          <m:r>
+            <m:rPr>
+              <m:sty m:val="p"/>
+            </m:rPr>
+            <m:t>(</m:t>
+          </m:r>
+          <m:sSub>
             <m:e>
-              <m:sSub>
-                <m:e>
-                  <m:r>
-                    <m:t>X</m:t>
-                  </m:r>
-                </m:e>
-                <m:sub>
-                  <m:r>
-                    <m:t>1</m:t>
-                  </m:r>
-                </m:sub>
-              </m:sSub>
               <m:r>
-                <m:rPr>
-                  <m:sty m:val="p"/>
-                </m:rPr>
-                <m:t>,</m:t>
-              </m:r>
-              <m:sSub>
-                <m:e>
-                  <m:r>
-                    <m:t>X</m:t>
-                  </m:r>
-                </m:e>
-                <m:sub>
-                  <m:r>
-                    <m:t>2</m:t>
-                  </m:r>
-                </m:sub>
-              </m:sSub>
-              <m:r>
-                <m:rPr>
-                  <m:sty m:val="p"/>
-                </m:rPr>
-                <m:t>,</m:t>
-              </m:r>
-              <m:r>
-                <m:rPr>
-                  <m:sty m:val="p"/>
-                </m:rPr>
-                <m:t>…</m:t>
-              </m:r>
-              <m:r>
-                <m:rPr>
-                  <m:sty m:val="p"/>
-                </m:rPr>
-                <m:t>,</m:t>
-              </m:r>
-              <m:sSub>
-                <m:e>
-                  <m:r>
-                    <m:t>X</m:t>
-                  </m:r>
-                </m:e>
-                <m:sub>
-                  <m:r>
-                    <m:t>n</m:t>
-                  </m:r>
-                </m:sub>
-              </m:sSub>
-              <m:r>
-                <m:rPr>
-                  <m:sty m:val="p"/>
-                </m:rPr>
-                <m:t>|</m:t>
-              </m:r>
-              <m:r>
-                <m:t>y</m:t>
+                <m:t>X</m:t>
               </m:r>
             </m:e>
-          </m:d>
+            <m:sub>
+              <m:r>
+                <m:t>1</m:t>
+              </m:r>
+            </m:sub>
+          </m:sSub>
+          <m:r>
+            <m:rPr>
+              <m:sty m:val="p"/>
+            </m:rPr>
+            <m:t>,</m:t>
+          </m:r>
+          <m:sSub>
+            <m:e>
+              <m:r>
+                <m:t>X</m:t>
+              </m:r>
+            </m:e>
+            <m:sub>
+              <m:r>
+                <m:t>2</m:t>
+              </m:r>
+            </m:sub>
+          </m:sSub>
+          <m:r>
+            <m:rPr>
+              <m:sty m:val="p"/>
+            </m:rPr>
+            <m:t>,</m:t>
+          </m:r>
+          <m:r>
+            <m:rPr>
+              <m:sty m:val="p"/>
+            </m:rPr>
+            <m:t>…</m:t>
+          </m:r>
+          <m:r>
+            <m:rPr>
+              <m:sty m:val="p"/>
+            </m:rPr>
+            <m:t>,</m:t>
+          </m:r>
+          <m:sSub>
+            <m:e>
+              <m:r>
+                <m:t>X</m:t>
+              </m:r>
+            </m:e>
+            <m:sub>
+              <m:r>
+                <m:t>n</m:t>
+              </m:r>
+            </m:sub>
+          </m:sSub>
+          <m:r>
+            <m:rPr>
+              <m:sty m:val="p"/>
+            </m:rPr>
+            <m:t>|</m:t>
+          </m:r>
+          <m:r>
+            <m:t>y</m:t>
+          </m:r>
+          <m:r>
+            <m:rPr>
+              <m:sty m:val="p"/>
+            </m:rPr>
+            <m:t>)</m:t>
+          </m:r>
           <m:r>
             <m:rPr>
               <m:sty m:val="p"/>
@@ -757,37 +781,39 @@
           <m:r>
             <m:t>P</m:t>
           </m:r>
-          <m:d>
-            <m:dPr>
-              <m:begChr m:val="("/>
-              <m:sepChr m:val=""/>
-              <m:endChr m:val=")"/>
-              <m:grow/>
-            </m:dPr>
+          <m:r>
+            <m:rPr>
+              <m:sty m:val="p"/>
+            </m:rPr>
+            <m:t>(</m:t>
+          </m:r>
+          <m:sSub>
             <m:e>
-              <m:sSub>
-                <m:e>
-                  <m:r>
-                    <m:t>X</m:t>
-                  </m:r>
-                </m:e>
-                <m:sub>
-                  <m:r>
-                    <m:t>1</m:t>
-                  </m:r>
-                </m:sub>
-              </m:sSub>
               <m:r>
-                <m:rPr>
-                  <m:sty m:val="p"/>
-                </m:rPr>
-                <m:t>|</m:t>
-              </m:r>
-              <m:r>
-                <m:t>y</m:t>
+                <m:t>X</m:t>
               </m:r>
             </m:e>
-          </m:d>
+            <m:sub>
+              <m:r>
+                <m:t>1</m:t>
+              </m:r>
+            </m:sub>
+          </m:sSub>
+          <m:r>
+            <m:rPr>
+              <m:sty m:val="p"/>
+            </m:rPr>
+            <m:t>|</m:t>
+          </m:r>
+          <m:r>
+            <m:t>y</m:t>
+          </m:r>
+          <m:r>
+            <m:rPr>
+              <m:sty m:val="p"/>
+            </m:rPr>
+            <m:t>)</m:t>
+          </m:r>
           <m:r>
             <m:rPr>
               <m:sty m:val="p"/>
@@ -797,37 +823,39 @@
           <m:r>
             <m:t>P</m:t>
           </m:r>
-          <m:d>
-            <m:dPr>
-              <m:begChr m:val="("/>
-              <m:sepChr m:val=""/>
-              <m:endChr m:val=")"/>
-              <m:grow/>
-            </m:dPr>
+          <m:r>
+            <m:rPr>
+              <m:sty m:val="p"/>
+            </m:rPr>
+            <m:t>(</m:t>
+          </m:r>
+          <m:sSub>
             <m:e>
-              <m:sSub>
-                <m:e>
-                  <m:r>
-                    <m:t>X</m:t>
-                  </m:r>
-                </m:e>
-                <m:sub>
-                  <m:r>
-                    <m:t>2</m:t>
-                  </m:r>
-                </m:sub>
-              </m:sSub>
               <m:r>
-                <m:rPr>
-                  <m:sty m:val="p"/>
-                </m:rPr>
-                <m:t>|</m:t>
-              </m:r>
-              <m:r>
-                <m:t>y</m:t>
+                <m:t>X</m:t>
               </m:r>
             </m:e>
-          </m:d>
+            <m:sub>
+              <m:r>
+                <m:t>2</m:t>
+              </m:r>
+            </m:sub>
+          </m:sSub>
+          <m:r>
+            <m:rPr>
+              <m:sty m:val="p"/>
+            </m:rPr>
+            <m:t>|</m:t>
+          </m:r>
+          <m:r>
+            <m:t>y</m:t>
+          </m:r>
+          <m:r>
+            <m:rPr>
+              <m:sty m:val="p"/>
+            </m:rPr>
+            <m:t>)</m:t>
+          </m:r>
           <m:r>
             <m:rPr>
               <m:sty m:val="p"/>
@@ -849,37 +877,39 @@
           <m:r>
             <m:t>P</m:t>
           </m:r>
-          <m:d>
-            <m:dPr>
-              <m:begChr m:val="("/>
-              <m:sepChr m:val=""/>
-              <m:endChr m:val=")"/>
-              <m:grow/>
-            </m:dPr>
+          <m:r>
+            <m:rPr>
+              <m:sty m:val="p"/>
+            </m:rPr>
+            <m:t>(</m:t>
+          </m:r>
+          <m:sSub>
             <m:e>
-              <m:sSub>
-                <m:e>
-                  <m:r>
-                    <m:t>X</m:t>
-                  </m:r>
-                </m:e>
-                <m:sub>
-                  <m:r>
-                    <m:t>n</m:t>
-                  </m:r>
-                </m:sub>
-              </m:sSub>
               <m:r>
-                <m:rPr>
-                  <m:sty m:val="p"/>
-                </m:rPr>
-                <m:t>|</m:t>
-              </m:r>
-              <m:r>
-                <m:t>y</m:t>
+                <m:t>X</m:t>
               </m:r>
             </m:e>
-          </m:d>
+            <m:sub>
+              <m:r>
+                <m:t>n</m:t>
+              </m:r>
+            </m:sub>
+          </m:sSub>
+          <m:r>
+            <m:rPr>
+              <m:sty m:val="p"/>
+            </m:rPr>
+            <m:t>|</m:t>
+          </m:r>
+          <m:r>
+            <m:t>y</m:t>
+          </m:r>
+          <m:r>
+            <m:rPr>
+              <m:sty m:val="p"/>
+            </m:rPr>
+            <m:t>)</m:t>
+          </m:r>
         </m:oMath>
       </m:oMathPara>
     </w:p>
@@ -963,9 +993,9 @@
         <w:t xml:space="preserve">: Naive Bayes relies on probability estimates; thus, insufficient data might lead to unreliable predictions.</w:t>
       </w:r>
     </w:p>
-    <w:bookmarkEnd w:id="22"/>
-    <w:bookmarkEnd w:id="23"/>
-    <w:bookmarkStart w:id="24" w:name="types-of-naive-bayes-classifiers"/>
+    <w:bookmarkEnd w:id="11"/>
+    <w:bookmarkEnd w:id="12"/>
+    <w:bookmarkStart w:id="13" w:name="types-of-naive-bayes-classifiers"/>
     <w:p>
       <w:pPr>
         <w:pStyle w:val="Heading2"/>
@@ -1045,8 +1075,8 @@
         <w:t xml:space="preserve">: Works well for binary/boolean data, often used in scenarios where the features represent the presence/absence of a characteristic.</w:t>
       </w:r>
     </w:p>
-    <w:bookmarkEnd w:id="24"/>
-    <w:bookmarkStart w:id="28" w:name="mathematics-behind-the-process"/>
+    <w:bookmarkEnd w:id="13"/>
+    <w:bookmarkStart w:id="17" w:name="mathematics-behind-the-process"/>
     <w:p>
       <w:pPr>
         <w:pStyle w:val="Heading2"/>
@@ -1075,37 +1105,39 @@
           <m:r>
             <m:t>P</m:t>
           </m:r>
-          <m:d>
-            <m:dPr>
-              <m:begChr m:val="("/>
-              <m:sepChr m:val=""/>
-              <m:endChr m:val=")"/>
-              <m:grow/>
-            </m:dPr>
+          <m:r>
+            <m:rPr>
+              <m:sty m:val="p"/>
+            </m:rPr>
+            <m:t>(</m:t>
+          </m:r>
+          <m:sSub>
             <m:e>
-              <m:sSub>
-                <m:e>
-                  <m:r>
-                    <m:t>y</m:t>
-                  </m:r>
-                </m:e>
-                <m:sub>
-                  <m:r>
-                    <m:t>k</m:t>
-                  </m:r>
-                </m:sub>
-              </m:sSub>
               <m:r>
-                <m:rPr>
-                  <m:sty m:val="p"/>
-                </m:rPr>
-                <m:t>|</m:t>
-              </m:r>
-              <m:r>
-                <m:t>X</m:t>
+                <m:t>y</m:t>
               </m:r>
             </m:e>
-          </m:d>
+            <m:sub>
+              <m:r>
+                <m:t>k</m:t>
+              </m:r>
+            </m:sub>
+          </m:sSub>
+          <m:r>
+            <m:rPr>
+              <m:sty m:val="p"/>
+            </m:rPr>
+            <m:t>|</m:t>
+          </m:r>
+          <m:r>
+            <m:t>X</m:t>
+          </m:r>
+          <m:r>
+            <m:rPr>
+              <m:sty m:val="p"/>
+            </m:rPr>
+            <m:t>)</m:t>
+          </m:r>
           <m:r>
             <m:rPr>
               <m:sty m:val="p"/>
@@ -1120,187 +1152,12 @@
               <m:r>
                 <m:t>P</m:t>
               </m:r>
-              <m:d>
-                <m:dPr>
-                  <m:begChr m:val="("/>
-                  <m:sepChr m:val=""/>
-                  <m:endChr m:val=")"/>
-                  <m:grow/>
-                </m:dPr>
-                <m:e>
-                  <m:r>
-                    <m:t>X</m:t>
-                  </m:r>
-                  <m:r>
-                    <m:rPr>
-                      <m:sty m:val="p"/>
-                    </m:rPr>
-                    <m:t>|</m:t>
-                  </m:r>
-                  <m:sSub>
-                    <m:e>
-                      <m:r>
-                        <m:t>y</m:t>
-                      </m:r>
-                    </m:e>
-                    <m:sub>
-                      <m:r>
-                        <m:t>k</m:t>
-                      </m:r>
-                    </m:sub>
-                  </m:sSub>
-                </m:e>
-              </m:d>
               <m:r>
                 <m:rPr>
                   <m:sty m:val="p"/>
                 </m:rPr>
-                <m:t>⋅</m:t>
+                <m:t>(</m:t>
               </m:r>
-              <m:r>
-                <m:t>P</m:t>
-              </m:r>
-              <m:d>
-                <m:dPr>
-                  <m:begChr m:val="("/>
-                  <m:sepChr m:val=""/>
-                  <m:endChr m:val=")"/>
-                  <m:grow/>
-                </m:dPr>
-                <m:e>
-                  <m:sSub>
-                    <m:e>
-                      <m:r>
-                        <m:t>y</m:t>
-                      </m:r>
-                    </m:e>
-                    <m:sub>
-                      <m:r>
-                        <m:t>k</m:t>
-                      </m:r>
-                    </m:sub>
-                  </m:sSub>
-                </m:e>
-              </m:d>
-            </m:num>
-            <m:den>
-              <m:r>
-                <m:t>P</m:t>
-              </m:r>
-              <m:d>
-                <m:dPr>
-                  <m:begChr m:val="("/>
-                  <m:sepChr m:val=""/>
-                  <m:endChr m:val=")"/>
-                  <m:grow/>
-                </m:dPr>
-                <m:e>
-                  <m:r>
-                    <m:t>X</m:t>
-                  </m:r>
-                </m:e>
-              </m:d>
-            </m:den>
-          </m:f>
-        </m:oMath>
-      </m:oMathPara>
-    </w:p>
-    <w:p>
-      <w:pPr>
-        <w:pStyle w:val="FirstParagraph"/>
-      </w:pPr>
-      <w:r>
-        <w:t xml:space="preserve">Where</w:t>
-      </w:r>
-      <w:r>
-        <w:t xml:space="preserve"> </w:t>
-      </w:r>
-      <m:oMath>
-        <m:sSub>
-          <m:e>
-            <m:r>
-              <m:t>y</m:t>
-            </m:r>
-          </m:e>
-          <m:sub>
-            <m:r>
-              <m:t>k</m:t>
-            </m:r>
-          </m:sub>
-        </m:sSub>
-      </m:oMath>
-      <w:r>
-        <w:t xml:space="preserve"> </w:t>
-      </w:r>
-      <w:r>
-        <w:t xml:space="preserve">is one of the possible classes. Due to the independence assumption, the likelihood term</w:t>
-      </w:r>
-      <w:r>
-        <w:t xml:space="preserve"> </w:t>
-      </w:r>
-      <m:oMath>
-        <m:r>
-          <m:t>P</m:t>
-        </m:r>
-        <m:d>
-          <m:dPr>
-            <m:begChr m:val="("/>
-            <m:sepChr m:val=""/>
-            <m:endChr m:val=")"/>
-            <m:grow/>
-          </m:dPr>
-          <m:e>
-            <m:r>
-              <m:t>X</m:t>
-            </m:r>
-            <m:r>
-              <m:rPr>
-                <m:sty m:val="p"/>
-              </m:rPr>
-              <m:t>|</m:t>
-            </m:r>
-            <m:sSub>
-              <m:e>
-                <m:r>
-                  <m:t>y</m:t>
-                </m:r>
-              </m:e>
-              <m:sub>
-                <m:r>
-                  <m:t>k</m:t>
-                </m:r>
-              </m:sub>
-            </m:sSub>
-          </m:e>
-        </m:d>
-      </m:oMath>
-      <w:r>
-        <w:t xml:space="preserve"> </w:t>
-      </w:r>
-      <w:r>
-        <w:t xml:space="preserve">can be factorized as:</w:t>
-      </w:r>
-    </w:p>
-    <w:p>
-      <w:pPr>
-        <w:pStyle w:val="BodyText"/>
-      </w:pPr>
-      <m:oMathPara>
-        <m:oMathParaPr>
-          <m:jc m:val="center"/>
-        </m:oMathParaPr>
-        <m:oMath>
-          <m:r>
-            <m:t>P</m:t>
-          </m:r>
-          <m:d>
-            <m:dPr>
-              <m:begChr m:val="("/>
-              <m:sepChr m:val=""/>
-              <m:endChr m:val=")"/>
-              <m:grow/>
-            </m:dPr>
-            <m:e>
               <m:r>
                 <m:t>X</m:t>
               </m:r>
@@ -1322,42 +1179,26 @@
                   </m:r>
                 </m:sub>
               </m:sSub>
-            </m:e>
-          </m:d>
-          <m:r>
-            <m:rPr>
-              <m:sty m:val="p"/>
-            </m:rPr>
-            <m:t>=</m:t>
-          </m:r>
-          <m:r>
-            <m:t>P</m:t>
-          </m:r>
-          <m:d>
-            <m:dPr>
-              <m:begChr m:val="("/>
-              <m:sepChr m:val=""/>
-              <m:endChr m:val=")"/>
-              <m:grow/>
-            </m:dPr>
-            <m:e>
-              <m:sSub>
-                <m:e>
-                  <m:r>
-                    <m:t>x</m:t>
-                  </m:r>
-                </m:e>
-                <m:sub>
-                  <m:r>
-                    <m:t>1</m:t>
-                  </m:r>
-                </m:sub>
-              </m:sSub>
               <m:r>
                 <m:rPr>
                   <m:sty m:val="p"/>
                 </m:rPr>
-                <m:t>|</m:t>
+                <m:t>)</m:t>
+              </m:r>
+              <m:r>
+                <m:rPr>
+                  <m:sty m:val="p"/>
+                </m:rPr>
+                <m:t>⋅</m:t>
+              </m:r>
+              <m:r>
+                <m:t>P</m:t>
+              </m:r>
+              <m:r>
+                <m:rPr>
+                  <m:sty m:val="p"/>
+                </m:rPr>
+                <m:t>(</m:t>
               </m:r>
               <m:sSub>
                 <m:e>
@@ -1371,8 +1212,211 @@
                   </m:r>
                 </m:sub>
               </m:sSub>
+              <m:r>
+                <m:rPr>
+                  <m:sty m:val="p"/>
+                </m:rPr>
+                <m:t>)</m:t>
+              </m:r>
+            </m:num>
+            <m:den>
+              <m:r>
+                <m:t>P</m:t>
+              </m:r>
+              <m:r>
+                <m:rPr>
+                  <m:sty m:val="p"/>
+                </m:rPr>
+                <m:t>(</m:t>
+              </m:r>
+              <m:r>
+                <m:t>X</m:t>
+              </m:r>
+              <m:r>
+                <m:rPr>
+                  <m:sty m:val="p"/>
+                </m:rPr>
+                <m:t>)</m:t>
+              </m:r>
+            </m:den>
+          </m:f>
+        </m:oMath>
+      </m:oMathPara>
+    </w:p>
+    <w:p>
+      <w:pPr>
+        <w:pStyle w:val="FirstParagraph"/>
+      </w:pPr>
+      <w:r>
+        <w:t xml:space="preserve">Where</w:t>
+      </w:r>
+      <w:r>
+        <w:t xml:space="preserve"> </w:t>
+      </w:r>
+      <m:oMath>
+        <m:sSub>
+          <m:e>
+            <m:r>
+              <m:t>y</m:t>
+            </m:r>
+          </m:e>
+          <m:sub>
+            <m:r>
+              <m:t>k</m:t>
+            </m:r>
+          </m:sub>
+        </m:sSub>
+      </m:oMath>
+      <w:r>
+        <w:t xml:space="preserve"> </w:t>
+      </w:r>
+      <w:r>
+        <w:t xml:space="preserve">is one of the possible classes. Due to the independence assumption, the likelihood term</w:t>
+      </w:r>
+      <w:r>
+        <w:t xml:space="preserve"> </w:t>
+      </w:r>
+      <m:oMath>
+        <m:r>
+          <m:t>P</m:t>
+        </m:r>
+        <m:r>
+          <m:rPr>
+            <m:sty m:val="p"/>
+          </m:rPr>
+          <m:t>(</m:t>
+        </m:r>
+        <m:r>
+          <m:t>X</m:t>
+        </m:r>
+        <m:r>
+          <m:rPr>
+            <m:sty m:val="p"/>
+          </m:rPr>
+          <m:t>|</m:t>
+        </m:r>
+        <m:sSub>
+          <m:e>
+            <m:r>
+              <m:t>y</m:t>
+            </m:r>
+          </m:e>
+          <m:sub>
+            <m:r>
+              <m:t>k</m:t>
+            </m:r>
+          </m:sub>
+        </m:sSub>
+        <m:r>
+          <m:rPr>
+            <m:sty m:val="p"/>
+          </m:rPr>
+          <m:t>)</m:t>
+        </m:r>
+      </m:oMath>
+      <w:r>
+        <w:t xml:space="preserve"> </w:t>
+      </w:r>
+      <w:r>
+        <w:t xml:space="preserve">can be factorized as:</w:t>
+      </w:r>
+    </w:p>
+    <w:p>
+      <w:pPr>
+        <w:pStyle w:val="BodyText"/>
+      </w:pPr>
+      <m:oMathPara>
+        <m:oMathParaPr>
+          <m:jc m:val="center"/>
+        </m:oMathParaPr>
+        <m:oMath>
+          <m:r>
+            <m:t>P</m:t>
+          </m:r>
+          <m:r>
+            <m:rPr>
+              <m:sty m:val="p"/>
+            </m:rPr>
+            <m:t>(</m:t>
+          </m:r>
+          <m:r>
+            <m:t>X</m:t>
+          </m:r>
+          <m:r>
+            <m:rPr>
+              <m:sty m:val="p"/>
+            </m:rPr>
+            <m:t>|</m:t>
+          </m:r>
+          <m:sSub>
+            <m:e>
+              <m:r>
+                <m:t>y</m:t>
+              </m:r>
             </m:e>
-          </m:d>
+            <m:sub>
+              <m:r>
+                <m:t>k</m:t>
+              </m:r>
+            </m:sub>
+          </m:sSub>
+          <m:r>
+            <m:rPr>
+              <m:sty m:val="p"/>
+            </m:rPr>
+            <m:t>)</m:t>
+          </m:r>
+          <m:r>
+            <m:rPr>
+              <m:sty m:val="p"/>
+            </m:rPr>
+            <m:t>=</m:t>
+          </m:r>
+          <m:r>
+            <m:t>P</m:t>
+          </m:r>
+          <m:r>
+            <m:rPr>
+              <m:sty m:val="p"/>
+            </m:rPr>
+            <m:t>(</m:t>
+          </m:r>
+          <m:sSub>
+            <m:e>
+              <m:r>
+                <m:t>x</m:t>
+              </m:r>
+            </m:e>
+            <m:sub>
+              <m:r>
+                <m:t>1</m:t>
+              </m:r>
+            </m:sub>
+          </m:sSub>
+          <m:r>
+            <m:rPr>
+              <m:sty m:val="p"/>
+            </m:rPr>
+            <m:t>|</m:t>
+          </m:r>
+          <m:sSub>
+            <m:e>
+              <m:r>
+                <m:t>y</m:t>
+              </m:r>
+            </m:e>
+            <m:sub>
+              <m:r>
+                <m:t>k</m:t>
+              </m:r>
+            </m:sub>
+          </m:sSub>
+          <m:r>
+            <m:rPr>
+              <m:sty m:val="p"/>
+            </m:rPr>
+            <m:t>)</m:t>
+          </m:r>
           <m:r>
             <m:rPr>
               <m:sty m:val="p"/>
@@ -1382,46 +1426,48 @@
           <m:r>
             <m:t>P</m:t>
           </m:r>
-          <m:d>
-            <m:dPr>
-              <m:begChr m:val="("/>
-              <m:sepChr m:val=""/>
-              <m:endChr m:val=")"/>
-              <m:grow/>
-            </m:dPr>
+          <m:r>
+            <m:rPr>
+              <m:sty m:val="p"/>
+            </m:rPr>
+            <m:t>(</m:t>
+          </m:r>
+          <m:sSub>
             <m:e>
-              <m:sSub>
-                <m:e>
-                  <m:r>
-                    <m:t>x</m:t>
-                  </m:r>
-                </m:e>
-                <m:sub>
-                  <m:r>
-                    <m:t>2</m:t>
-                  </m:r>
-                </m:sub>
-              </m:sSub>
               <m:r>
-                <m:rPr>
-                  <m:sty m:val="p"/>
-                </m:rPr>
-                <m:t>|</m:t>
+                <m:t>x</m:t>
               </m:r>
-              <m:sSub>
-                <m:e>
-                  <m:r>
-                    <m:t>y</m:t>
-                  </m:r>
-                </m:e>
-                <m:sub>
-                  <m:r>
-                    <m:t>k</m:t>
-                  </m:r>
-                </m:sub>
-              </m:sSub>
             </m:e>
-          </m:d>
+            <m:sub>
+              <m:r>
+                <m:t>2</m:t>
+              </m:r>
+            </m:sub>
+          </m:sSub>
+          <m:r>
+            <m:rPr>
+              <m:sty m:val="p"/>
+            </m:rPr>
+            <m:t>|</m:t>
+          </m:r>
+          <m:sSub>
+            <m:e>
+              <m:r>
+                <m:t>y</m:t>
+              </m:r>
+            </m:e>
+            <m:sub>
+              <m:r>
+                <m:t>k</m:t>
+              </m:r>
+            </m:sub>
+          </m:sSub>
+          <m:r>
+            <m:rPr>
+              <m:sty m:val="p"/>
+            </m:rPr>
+            <m:t>)</m:t>
+          </m:r>
           <m:r>
             <m:rPr>
               <m:sty m:val="p"/>
@@ -1443,46 +1489,48 @@
           <m:r>
             <m:t>P</m:t>
           </m:r>
-          <m:d>
-            <m:dPr>
-              <m:begChr m:val="("/>
-              <m:sepChr m:val=""/>
-              <m:endChr m:val=")"/>
-              <m:grow/>
-            </m:dPr>
+          <m:r>
+            <m:rPr>
+              <m:sty m:val="p"/>
+            </m:rPr>
+            <m:t>(</m:t>
+          </m:r>
+          <m:sSub>
             <m:e>
-              <m:sSub>
-                <m:e>
-                  <m:r>
-                    <m:t>x</m:t>
-                  </m:r>
-                </m:e>
-                <m:sub>
-                  <m:r>
-                    <m:t>n</m:t>
-                  </m:r>
-                </m:sub>
-              </m:sSub>
               <m:r>
-                <m:rPr>
-                  <m:sty m:val="p"/>
-                </m:rPr>
-                <m:t>|</m:t>
+                <m:t>x</m:t>
               </m:r>
-              <m:sSub>
-                <m:e>
-                  <m:r>
-                    <m:t>y</m:t>
-                  </m:r>
-                </m:e>
-                <m:sub>
-                  <m:r>
-                    <m:t>k</m:t>
-                  </m:r>
-                </m:sub>
-              </m:sSub>
             </m:e>
-          </m:d>
+            <m:sub>
+              <m:r>
+                <m:t>n</m:t>
+              </m:r>
+            </m:sub>
+          </m:sSub>
+          <m:r>
+            <m:rPr>
+              <m:sty m:val="p"/>
+            </m:rPr>
+            <m:t>|</m:t>
+          </m:r>
+          <m:sSub>
+            <m:e>
+              <m:r>
+                <m:t>y</m:t>
+              </m:r>
+            </m:e>
+            <m:sub>
+              <m:r>
+                <m:t>k</m:t>
+              </m:r>
+            </m:sub>
+          </m:sSub>
+          <m:r>
+            <m:rPr>
+              <m:sty m:val="p"/>
+            </m:rPr>
+            <m:t>)</m:t>
+          </m:r>
         </m:oMath>
       </m:oMathPara>
     </w:p>
@@ -1608,37 +1656,39 @@
           <m:r>
             <m:t>P</m:t>
           </m:r>
-          <m:d>
-            <m:dPr>
-              <m:begChr m:val="("/>
-              <m:sepChr m:val=""/>
-              <m:endChr m:val=")"/>
-              <m:grow/>
-            </m:dPr>
+          <m:r>
+            <m:rPr>
+              <m:sty m:val="p"/>
+            </m:rPr>
+            <m:t>(</m:t>
+          </m:r>
+          <m:sSub>
             <m:e>
-              <m:sSub>
-                <m:e>
-                  <m:r>
-                    <m:t>y</m:t>
-                  </m:r>
-                </m:e>
-                <m:sub>
-                  <m:r>
-                    <m:t>k</m:t>
-                  </m:r>
-                </m:sub>
-              </m:sSub>
               <m:r>
-                <m:rPr>
-                  <m:sty m:val="p"/>
-                </m:rPr>
-                <m:t>|</m:t>
-              </m:r>
-              <m:r>
-                <m:t>X</m:t>
+                <m:t>y</m:t>
               </m:r>
             </m:e>
-          </m:d>
+            <m:sub>
+              <m:r>
+                <m:t>k</m:t>
+              </m:r>
+            </m:sub>
+          </m:sSub>
+          <m:r>
+            <m:rPr>
+              <m:sty m:val="p"/>
+            </m:rPr>
+            <m:t>|</m:t>
+          </m:r>
+          <m:r>
+            <m:t>X</m:t>
+          </m:r>
+          <m:r>
+            <m:rPr>
+              <m:sty m:val="p"/>
+            </m:rPr>
+            <m:t>)</m:t>
+          </m:r>
           <m:r>
             <m:rPr>
               <m:sty m:val="p"/>
@@ -1648,28 +1698,30 @@
           <m:r>
             <m:t>P</m:t>
           </m:r>
-          <m:d>
-            <m:dPr>
-              <m:begChr m:val="("/>
-              <m:sepChr m:val=""/>
-              <m:endChr m:val=")"/>
-              <m:grow/>
-            </m:dPr>
+          <m:r>
+            <m:rPr>
+              <m:sty m:val="p"/>
+            </m:rPr>
+            <m:t>(</m:t>
+          </m:r>
+          <m:sSub>
             <m:e>
-              <m:sSub>
-                <m:e>
-                  <m:r>
-                    <m:t>y</m:t>
-                  </m:r>
-                </m:e>
-                <m:sub>
-                  <m:r>
-                    <m:t>k</m:t>
-                  </m:r>
-                </m:sub>
-              </m:sSub>
+              <m:r>
+                <m:t>y</m:t>
+              </m:r>
             </m:e>
-          </m:d>
+            <m:sub>
+              <m:r>
+                <m:t>k</m:t>
+              </m:r>
+            </m:sub>
+          </m:sSub>
+          <m:r>
+            <m:rPr>
+              <m:sty m:val="p"/>
+            </m:rPr>
+            <m:t>)</m:t>
+          </m:r>
           <m:r>
             <m:rPr>
               <m:sty m:val="p"/>
@@ -1708,46 +1760,48 @@
               </m:r>
             </m:e>
           </m:nary>
-          <m:d>
-            <m:dPr>
-              <m:begChr m:val="("/>
-              <m:sepChr m:val=""/>
-              <m:endChr m:val=")"/>
-              <m:grow/>
-            </m:dPr>
+          <m:r>
+            <m:rPr>
+              <m:sty m:val="p"/>
+            </m:rPr>
+            <m:t>(</m:t>
+          </m:r>
+          <m:sSub>
             <m:e>
-              <m:sSub>
-                <m:e>
-                  <m:r>
-                    <m:t>x</m:t>
-                  </m:r>
-                </m:e>
-                <m:sub>
-                  <m:r>
-                    <m:t>i</m:t>
-                  </m:r>
-                </m:sub>
-              </m:sSub>
               <m:r>
-                <m:rPr>
-                  <m:sty m:val="p"/>
-                </m:rPr>
-                <m:t>|</m:t>
+                <m:t>x</m:t>
               </m:r>
-              <m:sSub>
-                <m:e>
-                  <m:r>
-                    <m:t>y</m:t>
-                  </m:r>
-                </m:e>
-                <m:sub>
-                  <m:r>
-                    <m:t>k</m:t>
-                  </m:r>
-                </m:sub>
-              </m:sSub>
             </m:e>
-          </m:d>
+            <m:sub>
+              <m:r>
+                <m:t>i</m:t>
+              </m:r>
+            </m:sub>
+          </m:sSub>
+          <m:r>
+            <m:rPr>
+              <m:sty m:val="p"/>
+            </m:rPr>
+            <m:t>|</m:t>
+          </m:r>
+          <m:sSub>
+            <m:e>
+              <m:r>
+                <m:t>y</m:t>
+              </m:r>
+            </m:e>
+            <m:sub>
+              <m:r>
+                <m:t>k</m:t>
+              </m:r>
+            </m:sub>
+          </m:sSub>
+          <m:r>
+            <m:rPr>
+              <m:sty m:val="p"/>
+            </m:rPr>
+            <m:t>)</m:t>
+          </m:r>
         </m:oMath>
       </m:oMathPara>
     </w:p>
@@ -1765,19 +1819,21 @@
         <m:r>
           <m:t>P</m:t>
         </m:r>
-        <m:d>
-          <m:dPr>
-            <m:begChr m:val="("/>
-            <m:sepChr m:val=""/>
-            <m:endChr m:val=")"/>
-            <m:grow/>
-          </m:dPr>
-          <m:e>
-            <m:r>
-              <m:t>X</m:t>
-            </m:r>
-          </m:e>
-        </m:d>
+        <m:r>
+          <m:rPr>
+            <m:sty m:val="p"/>
+          </m:rPr>
+          <m:t>(</m:t>
+        </m:r>
+        <m:r>
+          <m:t>X</m:t>
+        </m:r>
+        <m:r>
+          <m:rPr>
+            <m:sty m:val="p"/>
+          </m:rPr>
+          <m:t>)</m:t>
+        </m:r>
       </m:oMath>
       <w:r>
         <w:t xml:space="preserve"> </w:t>
@@ -1814,7 +1870,7 @@
         <w:pStyle w:val="BodyText"/>
       </w:pPr>
     </w:p>
-    <w:bookmarkStart w:id="27" w:name="computing-the-probabilities"/>
+    <w:bookmarkStart w:id="16" w:name="computing-the-probabilities"/>
     <w:p>
       <w:pPr>
         <w:pStyle w:val="Heading3"/>
@@ -1823,7 +1879,7 @@
         <w:t xml:space="preserve">Computing the probabilities</w:t>
       </w:r>
     </w:p>
-    <w:bookmarkStart w:id="25" w:name="prior-probabilities"/>
+    <w:bookmarkStart w:id="14" w:name="prior-probabilities"/>
     <w:p>
       <w:pPr>
         <w:pStyle w:val="Heading4"/>
@@ -1840,28 +1896,30 @@
         <m:r>
           <m:t>P</m:t>
         </m:r>
-        <m:d>
-          <m:dPr>
-            <m:begChr m:val="("/>
-            <m:sepChr m:val=""/>
-            <m:endChr m:val=")"/>
-            <m:grow/>
-          </m:dPr>
+        <m:r>
+          <m:rPr>
+            <m:sty m:val="p"/>
+          </m:rPr>
+          <m:t>(</m:t>
+        </m:r>
+        <m:sSub>
           <m:e>
-            <m:sSub>
-              <m:e>
-                <m:r>
-                  <m:t>y</m:t>
-                </m:r>
-              </m:e>
-              <m:sub>
-                <m:r>
-                  <m:t>k</m:t>
-                </m:r>
-              </m:sub>
-            </m:sSub>
+            <m:r>
+              <m:t>y</m:t>
+            </m:r>
           </m:e>
-        </m:d>
+          <m:sub>
+            <m:r>
+              <m:t>k</m:t>
+            </m:r>
+          </m:sub>
+        </m:sSub>
+        <m:r>
+          <m:rPr>
+            <m:sty m:val="p"/>
+          </m:rPr>
+          <m:t>)</m:t>
+        </m:r>
       </m:oMath>
       <w:r>
         <w:t xml:space="preserve"> </w:t>
@@ -1896,28 +1954,30 @@
           <m:r>
             <m:t>P</m:t>
           </m:r>
-          <m:d>
-            <m:dPr>
-              <m:begChr m:val="("/>
-              <m:sepChr m:val=""/>
-              <m:endChr m:val=")"/>
-              <m:grow/>
-            </m:dPr>
+          <m:r>
+            <m:rPr>
+              <m:sty m:val="p"/>
+            </m:rPr>
+            <m:t>(</m:t>
+          </m:r>
+          <m:sSub>
             <m:e>
-              <m:sSub>
-                <m:e>
-                  <m:r>
-                    <m:t>y</m:t>
-                  </m:r>
-                </m:e>
-                <m:sub>
-                  <m:r>
-                    <m:t>k</m:t>
-                  </m:r>
-                </m:sub>
-              </m:sSub>
+              <m:r>
+                <m:t>y</m:t>
+              </m:r>
             </m:e>
-          </m:d>
+            <m:sub>
+              <m:r>
+                <m:t>k</m:t>
+              </m:r>
+            </m:sub>
+          </m:sSub>
+          <m:r>
+            <m:rPr>
+              <m:sty m:val="p"/>
+            </m:rPr>
+            <m:t>)</m:t>
+          </m:r>
           <m:r>
             <m:rPr>
               <m:sty m:val="p"/>
@@ -1962,8 +2022,8 @@
         </m:oMath>
       </m:oMathPara>
     </w:p>
-    <w:bookmarkEnd w:id="25"/>
-    <w:bookmarkStart w:id="26" w:name="class-conditional-probabilities"/>
+    <w:bookmarkEnd w:id="14"/>
+    <w:bookmarkStart w:id="15" w:name="class-conditional-probabilities"/>
     <w:p>
       <w:pPr>
         <w:pStyle w:val="Heading4"/>
@@ -1980,46 +2040,48 @@
         <m:r>
           <m:t>P</m:t>
         </m:r>
-        <m:d>
-          <m:dPr>
-            <m:begChr m:val="("/>
-            <m:sepChr m:val=""/>
-            <m:endChr m:val=")"/>
-            <m:grow/>
-          </m:dPr>
+        <m:r>
+          <m:rPr>
+            <m:sty m:val="p"/>
+          </m:rPr>
+          <m:t>(</m:t>
+        </m:r>
+        <m:sSub>
           <m:e>
-            <m:sSub>
-              <m:e>
-                <m:r>
-                  <m:t>x</m:t>
-                </m:r>
-              </m:e>
-              <m:sub>
-                <m:r>
-                  <m:t>i</m:t>
-                </m:r>
-              </m:sub>
-            </m:sSub>
             <m:r>
-              <m:rPr>
-                <m:sty m:val="p"/>
-              </m:rPr>
-              <m:t>|</m:t>
+              <m:t>x</m:t>
             </m:r>
-            <m:sSub>
-              <m:e>
-                <m:r>
-                  <m:t>y</m:t>
-                </m:r>
-              </m:e>
-              <m:sub>
-                <m:r>
-                  <m:t>k</m:t>
-                </m:r>
-              </m:sub>
-            </m:sSub>
           </m:e>
-        </m:d>
+          <m:sub>
+            <m:r>
+              <m:t>i</m:t>
+            </m:r>
+          </m:sub>
+        </m:sSub>
+        <m:r>
+          <m:rPr>
+            <m:sty m:val="p"/>
+          </m:rPr>
+          <m:t>|</m:t>
+        </m:r>
+        <m:sSub>
+          <m:e>
+            <m:r>
+              <m:t>y</m:t>
+            </m:r>
+          </m:e>
+          <m:sub>
+            <m:r>
+              <m:t>k</m:t>
+            </m:r>
+          </m:sub>
+        </m:sSub>
+        <m:r>
+          <m:rPr>
+            <m:sty m:val="p"/>
+          </m:rPr>
+          <m:t>)</m:t>
+        </m:r>
       </m:oMath>
       <w:r>
         <w:t xml:space="preserve"> </w:t>
@@ -2096,46 +2158,48 @@
           <m:r>
             <m:t>P</m:t>
           </m:r>
-          <m:d>
-            <m:dPr>
-              <m:begChr m:val="("/>
-              <m:sepChr m:val=""/>
-              <m:endChr m:val=")"/>
-              <m:grow/>
-            </m:dPr>
+          <m:r>
+            <m:rPr>
+              <m:sty m:val="p"/>
+            </m:rPr>
+            <m:t>(</m:t>
+          </m:r>
+          <m:sSub>
             <m:e>
-              <m:sSub>
-                <m:e>
-                  <m:r>
-                    <m:t>x</m:t>
-                  </m:r>
-                </m:e>
-                <m:sub>
-                  <m:r>
-                    <m:t>i</m:t>
-                  </m:r>
-                </m:sub>
-              </m:sSub>
               <m:r>
-                <m:rPr>
-                  <m:sty m:val="p"/>
-                </m:rPr>
-                <m:t>|</m:t>
+                <m:t>x</m:t>
               </m:r>
-              <m:sSub>
-                <m:e>
-                  <m:r>
-                    <m:t>y</m:t>
-                  </m:r>
-                </m:e>
-                <m:sub>
-                  <m:r>
-                    <m:t>k</m:t>
-                  </m:r>
-                </m:sub>
-              </m:sSub>
             </m:e>
-          </m:d>
+            <m:sub>
+              <m:r>
+                <m:t>i</m:t>
+              </m:r>
+            </m:sub>
+          </m:sSub>
+          <m:r>
+            <m:rPr>
+              <m:sty m:val="p"/>
+            </m:rPr>
+            <m:t>|</m:t>
+          </m:r>
+          <m:sSub>
+            <m:e>
+              <m:r>
+                <m:t>y</m:t>
+              </m:r>
+            </m:e>
+            <m:sub>
+              <m:r>
+                <m:t>k</m:t>
+              </m:r>
+            </m:sub>
+          </m:sSub>
+          <m:r>
+            <m:rPr>
+              <m:sty m:val="p"/>
+            </m:rPr>
+            <m:t>)</m:t>
+          </m:r>
           <m:r>
             <m:rPr>
               <m:sty m:val="p"/>
@@ -2210,48 +2274,50 @@
                   <m:type m:val="bar"/>
                 </m:fPr>
                 <m:num>
+                  <m:r>
+                    <m:rPr>
+                      <m:sty m:val="p"/>
+                    </m:rPr>
+                    <m:t>(</m:t>
+                  </m:r>
+                  <m:sSub>
+                    <m:e>
+                      <m:r>
+                        <m:t>x</m:t>
+                      </m:r>
+                    </m:e>
+                    <m:sub>
+                      <m:r>
+                        <m:t>i</m:t>
+                      </m:r>
+                    </m:sub>
+                  </m:sSub>
+                  <m:r>
+                    <m:rPr>
+                      <m:sty m:val="p"/>
+                    </m:rPr>
+                    <m:t>−</m:t>
+                  </m:r>
+                  <m:sSub>
+                    <m:e>
+                      <m:r>
+                        <m:t>μ</m:t>
+                      </m:r>
+                    </m:e>
+                    <m:sub>
+                      <m:r>
+                        <m:t>i</m:t>
+                      </m:r>
+                    </m:sub>
+                  </m:sSub>
                   <m:sSup>
                     <m:e>
-                      <m:d>
-                        <m:dPr>
-                          <m:begChr m:val="("/>
-                          <m:sepChr m:val=""/>
-                          <m:endChr m:val=")"/>
-                          <m:grow/>
-                        </m:dPr>
-                        <m:e>
-                          <m:sSub>
-                            <m:e>
-                              <m:r>
-                                <m:t>x</m:t>
-                              </m:r>
-                            </m:e>
-                            <m:sub>
-                              <m:r>
-                                <m:t>i</m:t>
-                              </m:r>
-                            </m:sub>
-                          </m:sSub>
-                          <m:r>
-                            <m:rPr>
-                              <m:sty m:val="p"/>
-                            </m:rPr>
-                            <m:t>−</m:t>
-                          </m:r>
-                          <m:sSub>
-                            <m:e>
-                              <m:r>
-                                <m:t>μ</m:t>
-                              </m:r>
-                            </m:e>
-                            <m:sub>
-                              <m:r>
-                                <m:t>i</m:t>
-                              </m:r>
-                            </m:sub>
-                          </m:sSub>
-                        </m:e>
-                      </m:d>
+                      <m:r>
+                        <m:rPr>
+                          <m:sty m:val="p"/>
+                        </m:rPr>
+                        <m:t>)</m:t>
+                      </m:r>
                     </m:e>
                     <m:sup>
                       <m:r>
@@ -2341,46 +2407,48 @@
           <m:r>
             <m:t>P</m:t>
           </m:r>
-          <m:d>
-            <m:dPr>
-              <m:begChr m:val="("/>
-              <m:sepChr m:val=""/>
-              <m:endChr m:val=")"/>
-              <m:grow/>
-            </m:dPr>
+          <m:r>
+            <m:rPr>
+              <m:sty m:val="p"/>
+            </m:rPr>
+            <m:t>(</m:t>
+          </m:r>
+          <m:sSub>
             <m:e>
-              <m:sSub>
-                <m:e>
-                  <m:r>
-                    <m:t>x</m:t>
-                  </m:r>
-                </m:e>
-                <m:sub>
-                  <m:r>
-                    <m:t>i</m:t>
-                  </m:r>
-                </m:sub>
-              </m:sSub>
               <m:r>
-                <m:rPr>
-                  <m:sty m:val="p"/>
-                </m:rPr>
-                <m:t>|</m:t>
+                <m:t>x</m:t>
               </m:r>
-              <m:sSub>
-                <m:e>
-                  <m:r>
-                    <m:t>y</m:t>
-                  </m:r>
-                </m:e>
-                <m:sub>
-                  <m:r>
-                    <m:t>k</m:t>
-                  </m:r>
-                </m:sub>
-              </m:sSub>
             </m:e>
-          </m:d>
+            <m:sub>
+              <m:r>
+                <m:t>i</m:t>
+              </m:r>
+            </m:sub>
+          </m:sSub>
+          <m:r>
+            <m:rPr>
+              <m:sty m:val="p"/>
+            </m:rPr>
+            <m:t>|</m:t>
+          </m:r>
+          <m:sSub>
+            <m:e>
+              <m:r>
+                <m:t>y</m:t>
+              </m:r>
+            </m:e>
+            <m:sub>
+              <m:r>
+                <m:t>k</m:t>
+              </m:r>
+            </m:sub>
+          </m:sSub>
+          <m:r>
+            <m:rPr>
+              <m:sty m:val="p"/>
+            </m:rPr>
+            <m:t>)</m:t>
+          </m:r>
           <m:r>
             <m:rPr>
               <m:sty m:val="p"/>
@@ -2773,10 +2841,10 @@
     $$</w:t>
       </w:r>
     </w:p>
-    <w:bookmarkEnd w:id="26"/>
-    <w:bookmarkEnd w:id="27"/>
-    <w:bookmarkEnd w:id="28"/>
-    <w:bookmarkStart w:id="32" w:name="python-implementation"/>
+    <w:bookmarkEnd w:id="15"/>
+    <w:bookmarkEnd w:id="16"/>
+    <w:bookmarkEnd w:id="17"/>
+    <w:bookmarkStart w:id="21" w:name="python-implementation"/>
     <w:p>
       <w:pPr>
         <w:pStyle w:val="Heading2"/>
@@ -2785,7 +2853,7 @@
         <w:t xml:space="preserve">Python Implementation</w:t>
       </w:r>
     </w:p>
-    <w:bookmarkStart w:id="30" w:name="gaussian-naive-bayes"/>
+    <w:bookmarkStart w:id="19" w:name="gaussian-naive-bayes"/>
     <w:p>
       <w:pPr>
         <w:pStyle w:val="Heading3"/>
@@ -2804,7 +2872,7 @@
       <w:r>
         <w:t xml:space="preserve"> </w:t>
       </w:r>
-      <w:hyperlink r:id="rId29">
+      <w:hyperlink r:id="rId18">
         <w:r>
           <w:rPr>
             <w:rStyle w:val="Hyperlink"/>
@@ -5625,8 +5693,8 @@
         <w:t xml:space="preserve">weighted avg       0.98      0.98      0.98        45</w:t>
       </w:r>
     </w:p>
-    <w:bookmarkEnd w:id="30"/>
-    <w:bookmarkStart w:id="31" w:name="multinomial-naive-bayes"/>
+    <w:bookmarkEnd w:id="19"/>
+    <w:bookmarkStart w:id="20" w:name="multinomial-naive-bayes"/>
     <w:p>
       <w:pPr>
         <w:pStyle w:val="Heading3"/>
@@ -7667,9 +7735,9 @@
         <w:t xml:space="preserve">[0 0]</w:t>
       </w:r>
     </w:p>
-    <w:bookmarkEnd w:id="31"/>
-    <w:bookmarkEnd w:id="32"/>
-    <w:bookmarkStart w:id="36" w:name="pros-and-cons-of-naive-bayes"/>
+    <w:bookmarkEnd w:id="20"/>
+    <w:bookmarkEnd w:id="21"/>
+    <w:bookmarkStart w:id="25" w:name="pros-and-cons-of-naive-bayes"/>
     <w:p>
       <w:pPr>
         <w:pStyle w:val="Heading2"/>
@@ -7678,7 +7746,7 @@
         <w:t xml:space="preserve">Pros and Cons of Naive Bayes</w:t>
       </w:r>
     </w:p>
-    <w:bookmarkStart w:id="33" w:name="pros"/>
+    <w:bookmarkStart w:id="22" w:name="pros"/>
     <w:p>
       <w:pPr>
         <w:pStyle w:val="Heading3"/>
@@ -7794,8 +7862,8 @@
         <w:t xml:space="preserve">: Naturally suited for multi-class classification problems.</w:t>
       </w:r>
     </w:p>
-    <w:bookmarkEnd w:id="33"/>
-    <w:bookmarkStart w:id="35" w:name="cons"/>
+    <w:bookmarkEnd w:id="22"/>
+    <w:bookmarkStart w:id="24" w:name="cons"/>
     <w:p>
       <w:pPr>
         <w:pStyle w:val="Heading3"/>
@@ -7925,8 +7993,8 @@
         <w:t xml:space="preserve"> </w:t>
       </w:r>
     </w:p>
-    <w:bookmarkStart w:id="34" w:name="fb-root"/>
-    <w:bookmarkEnd w:id="34"/>
+    <w:bookmarkStart w:id="23" w:name="fb-root"/>
+    <w:bookmarkEnd w:id="23"/>
     <w:p>
       <w:pPr>
         <w:pStyle w:val="BodyText"/>
@@ -7939,8 +8007,8 @@
         <w:t xml:space="preserve">You may also like</w:t>
       </w:r>
     </w:p>
-    <w:bookmarkEnd w:id="35"/>
-    <w:bookmarkEnd w:id="36"/>
+    <w:bookmarkEnd w:id="24"/>
+    <w:bookmarkEnd w:id="25"/>
     <w:sectPr>
       <w:footnotePr>
         <w:numRestart w:val="eachSect"/>
@@ -8328,10 +8396,10 @@
   <w:docDefaults>
     <w:rPrDefault>
       <w:rPr>
-        <w:rFonts w:asciiTheme="minorHAnsi" w:cstheme="minorBidi" w:eastAsiaTheme="minorHAnsi" w:hAnsiTheme="minorHAnsi"/>
+        <w:rFonts w:asciiTheme="minorHAnsi" w:cstheme="minorBidi" w:eastAsiaTheme="minorEastAsia" w:hAnsiTheme="minorHAnsi"/>
         <w:sz w:val="24"/>
         <w:szCs w:val="24"/>
-        <w:lang w:bidi="ar-SA" w:eastAsia="en-US" w:val="en-US"/>
+        <w:lang w:bidi="ar-SA" w:eastAsia="zh-CN" w:val="en-US"/>
       </w:rPr>
     </w:rPrDefault>
     <w:pPrDefault>
@@ -8872,13 +8940,6 @@
       </w:tblCellMar>
     </w:tblPr>
     <w:tblStylePr w:type="firstRow">
-      <w:tblPr>
-        <w:jc w:val="left"/>
-        <w:tblInd w:type="dxa" w:w="0"/>
-      </w:tblPr>
-      <w:trPr>
-        <w:jc w:val="left"/>
-      </w:trPr>
       <w:tcPr>
         <w:tcBorders>
           <w:bottom w:val="single"/>

--- a/posts/naivebayes/index.docx
+++ b/posts/naivebayes/index.docx
@@ -7737,7 +7737,7 @@
     </w:p>
     <w:bookmarkEnd w:id="20"/>
     <w:bookmarkEnd w:id="21"/>
-    <w:bookmarkStart w:id="25" w:name="pros-and-cons-of-naive-bayes"/>
+    <w:bookmarkStart w:id="24" w:name="pros-and-cons-of-naive-bayes"/>
     <w:p>
       <w:pPr>
         <w:pStyle w:val="Heading2"/>
@@ -7863,7 +7863,7 @@
       </w:r>
     </w:p>
     <w:bookmarkEnd w:id="22"/>
-    <w:bookmarkStart w:id="24" w:name="cons"/>
+    <w:bookmarkStart w:id="23" w:name="cons"/>
     <w:p>
       <w:pPr>
         <w:pStyle w:val="Heading3"/>
@@ -7951,64 +7951,11 @@
           <w:b/>
           <w:bCs/>
         </w:rPr>
-        <w:t xml:space="preserve">Share on</w:t>
+        <w:t xml:space="preserve">You may also like</w:t>
       </w:r>
     </w:p>
-    <w:p>
-      <w:pPr>
-        <w:pStyle w:val="BodyText"/>
-      </w:pPr>
-    </w:p>
-    <w:p>
-      <w:pPr>
-        <w:pStyle w:val="BodyText"/>
-      </w:pPr>
-      <w:r>
-        <w:t xml:space="preserve"> </w:t>
-      </w:r>
-    </w:p>
-    <w:p>
-      <w:pPr>
-        <w:pStyle w:val="BodyText"/>
-      </w:pPr>
-    </w:p>
-    <w:p>
-      <w:pPr>
-        <w:pStyle w:val="BodyText"/>
-      </w:pPr>
-      <w:r>
-        <w:t xml:space="preserve"> </w:t>
-      </w:r>
-    </w:p>
-    <w:p>
-      <w:pPr>
-        <w:pStyle w:val="BodyText"/>
-      </w:pPr>
-    </w:p>
-    <w:p>
-      <w:pPr>
-        <w:pStyle w:val="BodyText"/>
-      </w:pPr>
-      <w:r>
-        <w:t xml:space="preserve"> </w:t>
-      </w:r>
-    </w:p>
-    <w:bookmarkStart w:id="23" w:name="fb-root"/>
     <w:bookmarkEnd w:id="23"/>
-    <w:p>
-      <w:pPr>
-        <w:pStyle w:val="BodyText"/>
-      </w:pPr>
-      <w:r>
-        <w:rPr>
-          <w:b/>
-          <w:bCs/>
-        </w:rPr>
-        <w:t xml:space="preserve">You may also like</w:t>
-      </w:r>
-    </w:p>
     <w:bookmarkEnd w:id="24"/>
-    <w:bookmarkEnd w:id="25"/>
     <w:sectPr>
       <w:footnotePr>
         <w:numRestart w:val="eachSect"/>
